--- a/Суфлери/Проєктування інформаційних систем/ЛР1 Вибір об’єкта дослідження, дерево цілей і WBS/02_Послідовність_робіт_КП_СУФЛЕР.docx
+++ b/Суфлери/Проєктування інформаційних систем/ЛР1 Вибір об’єкта дослідження, дерево цілей і WBS/02_Послідовність_робіт_КП_СУФЛЕР.docx
@@ -185,7 +185,7 @@
                 <w:i w:val="0"/>
                 <w:sz w:val="23"/>
               </w:rPr>
-              <w:t>2 з 15</w:t>
+              <w:t>2 з 10</w:t>
             </w:r>
           </w:p>
         </w:tc>
